--- a/РПЗ с ТЭД.docx
+++ b/РПЗ с ТЭД.docx
@@ -46,7 +46,7 @@
                 <w:noProof/>
               </w:rPr>
               <w:drawing>
-                <wp:inline distT="0" distB="0" distL="0" distR="0" wp14:anchorId="0DC3B1EC" wp14:editId="264FA58F">
+                <wp:inline distT="0" distB="0" distL="0" distR="0" wp14:anchorId="0DC3B1EC" wp14:editId="16F87153">
                   <wp:extent cx="716827" cy="810962"/>
                   <wp:effectExtent l="0" t="0" r="7620" b="8255"/>
                   <wp:docPr id="6" name="Рисунок 6"/>
@@ -378,16 +378,7 @@
                 <w:sz w:val="44"/>
                 <w:szCs w:val="28"/>
               </w:rPr>
-              <w:t>коробка передач</w:t>
-            </w:r>
-            <w:r>
-              <w:rPr>
-                <w:b/>
-                <w:i/>
-                <w:sz w:val="44"/>
-                <w:szCs w:val="28"/>
-              </w:rPr>
-              <w:t xml:space="preserve"> </w:t>
+              <w:t xml:space="preserve">коробка передач </w:t>
             </w:r>
             <w:r>
               <w:rPr>
@@ -573,13 +564,8 @@
               </w:sdtPr>
               <w:sdtContent>
                 <w:r>
-                  <w:t xml:space="preserve">М. Л. </w:t>
+                  <w:t>М. Л. Шаболин</w:t>
                 </w:r>
-                <w:proofErr w:type="spellStart"/>
-                <w:r>
-                  <w:t>Шаболин</w:t>
-                </w:r>
-                <w:proofErr w:type="spellEnd"/>
               </w:sdtContent>
             </w:sdt>
           </w:p>
@@ -608,11 +594,9 @@
                 <w:tab w:val="left" w:pos="7230"/>
               </w:tabs>
             </w:pPr>
-            <w:proofErr w:type="spellStart"/>
             <w:r>
               <w:t>Нормоконтролер</w:t>
             </w:r>
-            <w:proofErr w:type="spellEnd"/>
             <w:r>
               <w:tab/>
             </w:r>
@@ -5341,14 +5325,21 @@
                     <w:rPr>
                       <w:rFonts w:ascii="Cambria Math" w:hAnsi="Cambria Math"/>
                     </w:rPr>
-                    <m:t>1</m:t>
+                    <m:t>4</m:t>
                   </m:r>
                   <m:r>
                     <w:rPr>
                       <w:rFonts w:ascii="Cambria Math" w:hAnsi="Cambria Math"/>
                       <w:lang w:val="en-US"/>
                     </w:rPr>
-                    <m:t>41∙94</m:t>
+                    <m:t>5</m:t>
+                  </m:r>
+                  <m:r>
+                    <w:rPr>
+                      <w:rFonts w:ascii="Cambria Math" w:hAnsi="Cambria Math"/>
+                      <w:lang w:val="en-US"/>
+                    </w:rPr>
+                    <m:t>∙94</m:t>
                   </m:r>
                 </m:num>
                 <m:den>
@@ -5366,13 +5357,14 @@
                   <w:rFonts w:ascii="Cambria Math" w:hAnsi="Cambria Math"/>
                   <w:lang w:val="en-US"/>
                 </w:rPr>
-                <m:t>=6</m:t>
-              </m:r>
-              <m:r>
-                <w:rPr>
-                  <w:rFonts w:ascii="Cambria Math" w:hAnsi="Cambria Math"/>
-                </w:rPr>
-                <m:t>0</m:t>
+                <m:t>=</m:t>
+              </m:r>
+              <m:r>
+                <w:rPr>
+                  <w:rFonts w:ascii="Cambria Math" w:hAnsi="Cambria Math"/>
+                  <w:lang w:val="en-US"/>
+                </w:rPr>
+                <m:t>19</m:t>
               </m:r>
               <m:r>
                 <w:rPr>
@@ -5506,20 +5498,34 @@
                 <w:rPr>
                   <w:rFonts w:ascii="Cambria Math" w:hAnsi="Cambria Math"/>
                 </w:rPr>
-                <m:t>60+3</m:t>
+                <m:t>1</m:t>
               </m:r>
               <m:r>
                 <w:rPr>
                   <w:rFonts w:ascii="Cambria Math" w:hAnsi="Cambria Math"/>
                   <w:lang w:val="en-US"/>
                 </w:rPr>
-                <m:t>=6</m:t>
+                <m:t>9+</m:t>
               </m:r>
               <m:r>
                 <w:rPr>
                   <w:rFonts w:ascii="Cambria Math" w:hAnsi="Cambria Math"/>
                 </w:rPr>
                 <m:t>3</m:t>
+              </m:r>
+              <m:r>
+                <w:rPr>
+                  <w:rFonts w:ascii="Cambria Math" w:hAnsi="Cambria Math"/>
+                  <w:lang w:val="en-US"/>
+                </w:rPr>
+                <m:t>=</m:t>
+              </m:r>
+              <m:r>
+                <w:rPr>
+                  <w:rFonts w:ascii="Cambria Math" w:hAnsi="Cambria Math"/>
+                  <w:lang w:val="en-US"/>
+                </w:rPr>
+                <m:t>22</m:t>
               </m:r>
               <m:r>
                 <w:rPr>
@@ -7560,15 +7566,7 @@
         <w:t>, представленный на рисунке 11,</w:t>
       </w:r>
       <w:r>
-        <w:t xml:space="preserve"> от компании </w:t>
-      </w:r>
-      <w:proofErr w:type="spellStart"/>
-      <w:r>
-        <w:t>Jatco</w:t>
-      </w:r>
-      <w:proofErr w:type="spellEnd"/>
-      <w:r>
-        <w:t>.</w:t>
+        <w:t xml:space="preserve"> от компании Jatco.</w:t>
       </w:r>
     </w:p>
     <w:p>
@@ -21980,6 +21978,7 @@
     <w:sig w:usb0="E4002EFF" w:usb1="C200247B" w:usb2="00000009" w:usb3="00000000" w:csb0="000001FF" w:csb1="00000000"/>
   </w:font>
   <w:font w:name="ГОСТ тип А">
+    <w:panose1 w:val="020B0604020202020204"/>
     <w:charset w:val="CC"/>
     <w:family w:val="swiss"/>
     <w:pitch w:val="variable"/>
@@ -22023,7 +22022,9 @@
     <w:rsid w:val="0028316E"/>
     <w:rsid w:val="00425286"/>
     <w:rsid w:val="00487AA7"/>
+    <w:rsid w:val="006B3DF8"/>
     <w:rsid w:val="00717582"/>
+    <w:rsid w:val="0073439E"/>
     <w:rsid w:val="008638DF"/>
     <w:rsid w:val="008D0908"/>
     <w:rsid w:val="00987AB7"/>
